--- a/reports/student2/Entregable3/D03-Informe_de_Anlisis_Individual-estudiante2-tomhuecal.docx
+++ b/reports/student2/Entregable3/D03-Informe_de_Anlisis_Individual-estudiante2-tomhuecal.docx
@@ -358,7 +358,7 @@
                 <w:sz w:val="24"/>
                 <w:szCs w:val="24"/>
               </w:rPr>
-              <w:t>8</w:t>
+              <w:t>7</w:t>
             </w:r>
             <w:r>
               <w:rPr>
@@ -374,7 +374,7 @@
                 <w:sz w:val="24"/>
                 <w:szCs w:val="24"/>
               </w:rPr>
-              <w:t>3</w:t>
+              <w:t>7</w:t>
             </w:r>
             <w:r>
               <w:rPr>
@@ -416,15 +416,23 @@
                 <w:sz w:val="24"/>
                 <w:szCs w:val="24"/>
               </w:rPr>
-              <w:t>v1r</w:t>
-            </w:r>
-            <w:r>
-              <w:rPr>
-                <w:rFonts w:ascii="Arial Narrow" w:eastAsia="Arial Narrow" w:hAnsi="Arial Narrow" w:cs="Arial Narrow"/>
-                <w:sz w:val="24"/>
-                <w:szCs w:val="24"/>
-              </w:rPr>
-              <w:t>2</w:t>
+              <w:t>V2</w:t>
+            </w:r>
+            <w:r>
+              <w:rPr>
+                <w:rFonts w:ascii="Arial Narrow" w:eastAsia="Arial Narrow" w:hAnsi="Arial Narrow" w:cs="Arial Narrow"/>
+                <w:sz w:val="24"/>
+                <w:szCs w:val="24"/>
+              </w:rPr>
+              <w:t>r</w:t>
+            </w:r>
+            <w:r>
+              <w:rPr>
+                <w:rFonts w:ascii="Arial Narrow" w:eastAsia="Arial Narrow" w:hAnsi="Arial Narrow" w:cs="Arial Narrow"/>
+                <w:sz w:val="24"/>
+                <w:szCs w:val="24"/>
+              </w:rPr>
+              <w:t>0</w:t>
             </w:r>
           </w:p>
         </w:tc>
@@ -726,7 +734,7 @@
       </w:tr>
       <w:tr>
         <w:trPr>
-          <w:trHeight w:val="630"/>
+          <w:trHeight w:val="570"/>
         </w:trPr>
         <w:tc>
           <w:tcPr>
@@ -747,7 +755,6 @@
           <w:p>
             <w:pPr>
               <w:rPr>
-                <w:rFonts w:ascii="Arial Narrow" w:eastAsia="Arial Narrow" w:hAnsi="Arial Narrow" w:cs="Arial Narrow"/>
                 <w:sz w:val="24"/>
                 <w:szCs w:val="24"/>
               </w:rPr>
@@ -758,7 +765,7 @@
                 <w:sz w:val="24"/>
                 <w:szCs w:val="24"/>
               </w:rPr>
-              <w:t>García Lama, Gonzalo - 47267072W</w:t>
+              <w:t>Huecas Calderón, Tomás - 17476993Y</w:t>
             </w:r>
           </w:p>
         </w:tc>
@@ -781,7 +788,6 @@
           <w:p>
             <w:pPr>
               <w:rPr>
-                <w:rFonts w:ascii="Arial Narrow" w:eastAsia="Arial Narrow" w:hAnsi="Arial Narrow" w:cs="Arial Narrow"/>
                 <w:sz w:val="24"/>
                 <w:szCs w:val="24"/>
               </w:rPr>
@@ -792,18 +798,8 @@
                 <w:sz w:val="24"/>
                 <w:szCs w:val="24"/>
               </w:rPr>
-              <w:t xml:space="preserve">Desarrollador, </w:t>
-            </w:r>
-            <w:proofErr w:type="spellStart"/>
-            <w:r>
-              <w:rPr>
-                <w:rFonts w:ascii="Arial Narrow" w:eastAsia="Arial Narrow" w:hAnsi="Arial Narrow" w:cs="Arial Narrow"/>
-                <w:sz w:val="24"/>
-                <w:szCs w:val="24"/>
-              </w:rPr>
-              <w:t>Tester</w:t>
-            </w:r>
-            <w:proofErr w:type="spellEnd"/>
+              <w:t>Desarrollador</w:t>
+            </w:r>
           </w:p>
         </w:tc>
         <w:tc>
@@ -836,420 +832,7 @@
                 <w:sz w:val="24"/>
                 <w:szCs w:val="24"/>
               </w:rPr>
-              <w:t>gongarlam@alum.us.es</w:t>
-            </w:r>
-          </w:p>
-        </w:tc>
-      </w:tr>
-      <w:tr>
-        <w:trPr>
-          <w:trHeight w:val="570"/>
-        </w:trPr>
-        <w:tc>
-          <w:tcPr>
-            <w:tcW w:w="3690" w:type="dxa"/>
-            <w:tcBorders>
-              <w:top w:val="single" w:sz="4" w:space="0" w:color="9CC3E5"/>
-              <w:left w:val="single" w:sz="4" w:space="0" w:color="A5A5A5"/>
-              <w:bottom w:val="single" w:sz="4" w:space="0" w:color="9CC3E5"/>
-              <w:right w:val="single" w:sz="4" w:space="0" w:color="BFBFBF"/>
-            </w:tcBorders>
-            <w:tcMar>
-              <w:top w:w="0" w:type="dxa"/>
-              <w:left w:w="108" w:type="dxa"/>
-              <w:bottom w:w="0" w:type="dxa"/>
-              <w:right w:w="108" w:type="dxa"/>
-            </w:tcMar>
-          </w:tcPr>
-          <w:p>
-            <w:pPr>
-              <w:rPr>
-                <w:sz w:val="24"/>
-                <w:szCs w:val="24"/>
-              </w:rPr>
-            </w:pPr>
-            <w:r>
-              <w:rPr>
-                <w:rFonts w:ascii="Arial Narrow" w:eastAsia="Arial Narrow" w:hAnsi="Arial Narrow" w:cs="Arial Narrow"/>
-                <w:sz w:val="24"/>
-                <w:szCs w:val="24"/>
-              </w:rPr>
-              <w:t>Huecas Calderón, Tomás - 17476993Y</w:t>
-            </w:r>
-          </w:p>
-        </w:tc>
-        <w:tc>
-          <w:tcPr>
-            <w:tcW w:w="1935" w:type="dxa"/>
-            <w:tcBorders>
-              <w:top w:val="single" w:sz="4" w:space="0" w:color="9CC3E5"/>
-              <w:left w:val="single" w:sz="4" w:space="0" w:color="BFBFBF"/>
-              <w:bottom w:val="single" w:sz="4" w:space="0" w:color="9CC3E5"/>
-              <w:right w:val="single" w:sz="4" w:space="0" w:color="BFBFBF"/>
-            </w:tcBorders>
-            <w:tcMar>
-              <w:top w:w="0" w:type="dxa"/>
-              <w:left w:w="108" w:type="dxa"/>
-              <w:bottom w:w="0" w:type="dxa"/>
-              <w:right w:w="108" w:type="dxa"/>
-            </w:tcMar>
-          </w:tcPr>
-          <w:p>
-            <w:pPr>
-              <w:rPr>
-                <w:sz w:val="24"/>
-                <w:szCs w:val="24"/>
-              </w:rPr>
-            </w:pPr>
-            <w:r>
-              <w:rPr>
-                <w:rFonts w:ascii="Arial Narrow" w:eastAsia="Arial Narrow" w:hAnsi="Arial Narrow" w:cs="Arial Narrow"/>
-                <w:sz w:val="24"/>
-                <w:szCs w:val="24"/>
-              </w:rPr>
-              <w:t>Desarrollador</w:t>
-            </w:r>
-          </w:p>
-        </w:tc>
-        <w:tc>
-          <w:tcPr>
-            <w:tcW w:w="3285" w:type="dxa"/>
-            <w:tcBorders>
-              <w:top w:val="single" w:sz="4" w:space="0" w:color="9CC3E5"/>
-              <w:left w:val="single" w:sz="4" w:space="0" w:color="BFBFBF"/>
-              <w:bottom w:val="single" w:sz="4" w:space="0" w:color="9CC3E5"/>
-              <w:right w:val="single" w:sz="4" w:space="0" w:color="A5A5A5"/>
-            </w:tcBorders>
-            <w:tcMar>
-              <w:top w:w="0" w:type="dxa"/>
-              <w:left w:w="108" w:type="dxa"/>
-              <w:bottom w:w="0" w:type="dxa"/>
-              <w:right w:w="108" w:type="dxa"/>
-            </w:tcMar>
-          </w:tcPr>
-          <w:p>
-            <w:pPr>
-              <w:rPr>
-                <w:rFonts w:ascii="Arial Narrow" w:eastAsia="Arial Narrow" w:hAnsi="Arial Narrow" w:cs="Arial Narrow"/>
-                <w:sz w:val="24"/>
-                <w:szCs w:val="24"/>
-              </w:rPr>
-            </w:pPr>
-            <w:r>
-              <w:rPr>
-                <w:rFonts w:ascii="Arial Narrow" w:eastAsia="Arial Narrow" w:hAnsi="Arial Narrow" w:cs="Arial Narrow"/>
-                <w:sz w:val="24"/>
-                <w:szCs w:val="24"/>
-              </w:rPr>
               <w:t>tomhuecal@alum.us.es</w:t>
-            </w:r>
-          </w:p>
-        </w:tc>
-      </w:tr>
-      <w:tr>
-        <w:trPr>
-          <w:trHeight w:val="685"/>
-        </w:trPr>
-        <w:tc>
-          <w:tcPr>
-            <w:tcW w:w="3690" w:type="dxa"/>
-            <w:tcBorders>
-              <w:top w:val="single" w:sz="4" w:space="0" w:color="9CC3E5"/>
-              <w:left w:val="single" w:sz="4" w:space="0" w:color="A5A5A5"/>
-              <w:bottom w:val="single" w:sz="4" w:space="0" w:color="9CC3E5"/>
-              <w:right w:val="single" w:sz="4" w:space="0" w:color="BFBFBF"/>
-            </w:tcBorders>
-            <w:tcMar>
-              <w:top w:w="0" w:type="dxa"/>
-              <w:left w:w="108" w:type="dxa"/>
-              <w:bottom w:w="0" w:type="dxa"/>
-              <w:right w:w="108" w:type="dxa"/>
-            </w:tcMar>
-          </w:tcPr>
-          <w:p>
-            <w:pPr>
-              <w:rPr>
-                <w:rFonts w:ascii="Arial Narrow" w:eastAsia="Arial Narrow" w:hAnsi="Arial Narrow" w:cs="Arial Narrow"/>
-                <w:sz w:val="24"/>
-                <w:szCs w:val="24"/>
-              </w:rPr>
-            </w:pPr>
-            <w:r>
-              <w:rPr>
-                <w:rFonts w:ascii="Arial Narrow" w:eastAsia="Arial Narrow" w:hAnsi="Arial Narrow" w:cs="Arial Narrow"/>
-                <w:sz w:val="24"/>
-                <w:szCs w:val="24"/>
-              </w:rPr>
-              <w:t>Fernández Pérez, Pablo - 54370557Y</w:t>
-            </w:r>
-          </w:p>
-        </w:tc>
-        <w:tc>
-          <w:tcPr>
-            <w:tcW w:w="1935" w:type="dxa"/>
-            <w:tcBorders>
-              <w:top w:val="single" w:sz="4" w:space="0" w:color="9CC3E5"/>
-              <w:left w:val="single" w:sz="4" w:space="0" w:color="BFBFBF"/>
-              <w:bottom w:val="single" w:sz="4" w:space="0" w:color="9CC3E5"/>
-              <w:right w:val="single" w:sz="4" w:space="0" w:color="BFBFBF"/>
-            </w:tcBorders>
-            <w:tcMar>
-              <w:top w:w="0" w:type="dxa"/>
-              <w:left w:w="108" w:type="dxa"/>
-              <w:bottom w:w="0" w:type="dxa"/>
-              <w:right w:w="108" w:type="dxa"/>
-            </w:tcMar>
-          </w:tcPr>
-          <w:p>
-            <w:pPr>
-              <w:rPr>
-                <w:rFonts w:ascii="Arial Narrow" w:eastAsia="Arial Narrow" w:hAnsi="Arial Narrow" w:cs="Arial Narrow"/>
-                <w:sz w:val="24"/>
-                <w:szCs w:val="24"/>
-              </w:rPr>
-            </w:pPr>
-            <w:r>
-              <w:rPr>
-                <w:rFonts w:ascii="Arial Narrow" w:eastAsia="Arial Narrow" w:hAnsi="Arial Narrow" w:cs="Arial Narrow"/>
-                <w:sz w:val="24"/>
-                <w:szCs w:val="24"/>
-              </w:rPr>
-              <w:t>Desarrollador</w:t>
-            </w:r>
-            <w:r>
-              <w:rPr>
-                <w:rFonts w:ascii="Arial Narrow" w:eastAsia="Arial Narrow" w:hAnsi="Arial Narrow" w:cs="Arial Narrow"/>
-                <w:sz w:val="24"/>
-                <w:szCs w:val="24"/>
-              </w:rPr>
-              <w:t>,</w:t>
-            </w:r>
-          </w:p>
-          <w:p>
-            <w:pPr>
-              <w:rPr>
-                <w:rFonts w:ascii="Arial Narrow" w:eastAsia="Arial Narrow" w:hAnsi="Arial Narrow" w:cs="Arial Narrow"/>
-                <w:sz w:val="24"/>
-                <w:szCs w:val="24"/>
-              </w:rPr>
-            </w:pPr>
-            <w:r>
-              <w:rPr>
-                <w:rFonts w:ascii="Arial Narrow" w:eastAsia="Arial Narrow" w:hAnsi="Arial Narrow" w:cs="Arial Narrow"/>
-                <w:sz w:val="24"/>
-                <w:szCs w:val="24"/>
-              </w:rPr>
-              <w:t>Analista</w:t>
-            </w:r>
-          </w:p>
-        </w:tc>
-        <w:tc>
-          <w:tcPr>
-            <w:tcW w:w="3285" w:type="dxa"/>
-            <w:tcBorders>
-              <w:top w:val="single" w:sz="4" w:space="0" w:color="9CC3E5"/>
-              <w:left w:val="single" w:sz="4" w:space="0" w:color="BFBFBF"/>
-              <w:bottom w:val="single" w:sz="4" w:space="0" w:color="9CC3E5"/>
-              <w:right w:val="single" w:sz="4" w:space="0" w:color="A5A5A5"/>
-            </w:tcBorders>
-            <w:tcMar>
-              <w:top w:w="0" w:type="dxa"/>
-              <w:left w:w="108" w:type="dxa"/>
-              <w:bottom w:w="0" w:type="dxa"/>
-              <w:right w:w="108" w:type="dxa"/>
-            </w:tcMar>
-          </w:tcPr>
-          <w:p>
-            <w:pPr>
-              <w:rPr>
-                <w:rFonts w:ascii="Arial Narrow" w:eastAsia="Arial Narrow" w:hAnsi="Arial Narrow" w:cs="Arial Narrow"/>
-                <w:sz w:val="24"/>
-                <w:szCs w:val="24"/>
-              </w:rPr>
-            </w:pPr>
-            <w:r>
-              <w:rPr>
-                <w:rFonts w:ascii="Arial Narrow" w:eastAsia="Arial Narrow" w:hAnsi="Arial Narrow" w:cs="Arial Narrow"/>
-                <w:sz w:val="24"/>
-                <w:szCs w:val="24"/>
-              </w:rPr>
-              <w:t>pablofp.33@gmail.com</w:t>
-            </w:r>
-          </w:p>
-        </w:tc>
-      </w:tr>
-      <w:tr>
-        <w:trPr>
-          <w:trHeight w:val="630"/>
-        </w:trPr>
-        <w:tc>
-          <w:tcPr>
-            <w:tcW w:w="3690" w:type="dxa"/>
-            <w:tcBorders>
-              <w:top w:val="single" w:sz="4" w:space="0" w:color="9CC3E5"/>
-              <w:left w:val="single" w:sz="4" w:space="0" w:color="A5A5A5"/>
-              <w:bottom w:val="single" w:sz="4" w:space="0" w:color="A5A5A5"/>
-              <w:right w:val="single" w:sz="4" w:space="0" w:color="BFBFBF"/>
-            </w:tcBorders>
-            <w:tcMar>
-              <w:top w:w="0" w:type="dxa"/>
-              <w:left w:w="108" w:type="dxa"/>
-              <w:bottom w:w="0" w:type="dxa"/>
-              <w:right w:w="108" w:type="dxa"/>
-            </w:tcMar>
-          </w:tcPr>
-          <w:p>
-            <w:pPr>
-              <w:rPr>
-                <w:sz w:val="24"/>
-                <w:szCs w:val="24"/>
-              </w:rPr>
-            </w:pPr>
-            <w:proofErr w:type="spellStart"/>
-            <w:r>
-              <w:rPr>
-                <w:rFonts w:ascii="Arial Narrow" w:eastAsia="Arial Narrow" w:hAnsi="Arial Narrow" w:cs="Arial Narrow"/>
-                <w:sz w:val="24"/>
-                <w:szCs w:val="24"/>
-              </w:rPr>
-              <w:t>Youssafi</w:t>
-            </w:r>
-            <w:proofErr w:type="spellEnd"/>
-            <w:r>
-              <w:rPr>
-                <w:rFonts w:ascii="Arial Narrow" w:eastAsia="Arial Narrow" w:hAnsi="Arial Narrow" w:cs="Arial Narrow"/>
-                <w:sz w:val="24"/>
-                <w:szCs w:val="24"/>
-              </w:rPr>
-              <w:t xml:space="preserve"> </w:t>
-            </w:r>
-            <w:proofErr w:type="spellStart"/>
-            <w:r>
-              <w:rPr>
-                <w:rFonts w:ascii="Arial Narrow" w:eastAsia="Arial Narrow" w:hAnsi="Arial Narrow" w:cs="Arial Narrow"/>
-                <w:sz w:val="24"/>
-                <w:szCs w:val="24"/>
-              </w:rPr>
-              <w:t>Benichikh</w:t>
-            </w:r>
-            <w:proofErr w:type="spellEnd"/>
-            <w:r>
-              <w:rPr>
-                <w:rFonts w:ascii="Arial Narrow" w:eastAsia="Arial Narrow" w:hAnsi="Arial Narrow" w:cs="Arial Narrow"/>
-                <w:sz w:val="24"/>
-                <w:szCs w:val="24"/>
-              </w:rPr>
-              <w:t>, Karim -28823709V</w:t>
-            </w:r>
-          </w:p>
-        </w:tc>
-        <w:tc>
-          <w:tcPr>
-            <w:tcW w:w="1935" w:type="dxa"/>
-            <w:tcBorders>
-              <w:top w:val="single" w:sz="4" w:space="0" w:color="9CC3E5"/>
-              <w:left w:val="single" w:sz="4" w:space="0" w:color="BFBFBF"/>
-              <w:bottom w:val="single" w:sz="4" w:space="0" w:color="A5A5A5"/>
-              <w:right w:val="single" w:sz="4" w:space="0" w:color="BFBFBF"/>
-            </w:tcBorders>
-            <w:tcMar>
-              <w:top w:w="0" w:type="dxa"/>
-              <w:left w:w="108" w:type="dxa"/>
-              <w:bottom w:w="0" w:type="dxa"/>
-              <w:right w:w="108" w:type="dxa"/>
-            </w:tcMar>
-          </w:tcPr>
-          <w:p>
-            <w:pPr>
-              <w:rPr>
-                <w:rFonts w:ascii="Arial Narrow" w:eastAsia="Arial Narrow" w:hAnsi="Arial Narrow" w:cs="Arial Narrow"/>
-                <w:sz w:val="24"/>
-                <w:szCs w:val="24"/>
-              </w:rPr>
-            </w:pPr>
-            <w:r>
-              <w:rPr>
-                <w:rFonts w:ascii="Arial Narrow" w:eastAsia="Arial Narrow" w:hAnsi="Arial Narrow" w:cs="Arial Narrow"/>
-                <w:sz w:val="24"/>
-                <w:szCs w:val="24"/>
-              </w:rPr>
-              <w:t xml:space="preserve">Desarrollador, </w:t>
-            </w:r>
-          </w:p>
-          <w:p>
-            <w:pPr>
-              <w:rPr>
-                <w:rFonts w:ascii="Arial Narrow" w:eastAsia="Arial Narrow" w:hAnsi="Arial Narrow" w:cs="Arial Narrow"/>
-                <w:sz w:val="24"/>
-                <w:szCs w:val="24"/>
-              </w:rPr>
-            </w:pPr>
-            <w:r>
-              <w:rPr>
-                <w:rFonts w:ascii="Arial Narrow" w:eastAsia="Arial Narrow" w:hAnsi="Arial Narrow" w:cs="Arial Narrow"/>
-                <w:sz w:val="24"/>
-                <w:szCs w:val="24"/>
-              </w:rPr>
-              <w:t>Operador</w:t>
-            </w:r>
-            <w:r>
-              <w:rPr>
-                <w:rFonts w:ascii="Arial Narrow" w:eastAsia="Arial Narrow" w:hAnsi="Arial Narrow" w:cs="Arial Narrow"/>
-                <w:sz w:val="24"/>
-                <w:szCs w:val="24"/>
-              </w:rPr>
-              <w:t>,</w:t>
-            </w:r>
-          </w:p>
-          <w:p>
-            <w:pPr>
-              <w:rPr>
-                <w:rFonts w:ascii="Arial Narrow" w:eastAsia="Arial Narrow" w:hAnsi="Arial Narrow" w:cs="Arial Narrow"/>
-                <w:sz w:val="24"/>
-                <w:szCs w:val="24"/>
-              </w:rPr>
-            </w:pPr>
-            <w:r>
-              <w:rPr>
-                <w:rFonts w:ascii="Arial Narrow" w:eastAsia="Arial Narrow" w:hAnsi="Arial Narrow" w:cs="Arial Narrow"/>
-                <w:sz w:val="24"/>
-                <w:szCs w:val="24"/>
-              </w:rPr>
-              <w:t>Manager</w:t>
-            </w:r>
-          </w:p>
-        </w:tc>
-        <w:tc>
-          <w:tcPr>
-            <w:tcW w:w="3285" w:type="dxa"/>
-            <w:tcBorders>
-              <w:top w:val="single" w:sz="4" w:space="0" w:color="9CC3E5"/>
-              <w:left w:val="single" w:sz="4" w:space="0" w:color="BFBFBF"/>
-              <w:bottom w:val="single" w:sz="4" w:space="0" w:color="A5A5A5"/>
-              <w:right w:val="single" w:sz="4" w:space="0" w:color="A5A5A5"/>
-            </w:tcBorders>
-            <w:tcMar>
-              <w:top w:w="0" w:type="dxa"/>
-              <w:left w:w="108" w:type="dxa"/>
-              <w:bottom w:w="0" w:type="dxa"/>
-              <w:right w:w="108" w:type="dxa"/>
-            </w:tcMar>
-          </w:tcPr>
-          <w:p>
-            <w:pPr>
-              <w:rPr>
-                <w:rFonts w:ascii="Arial Narrow" w:eastAsia="Arial Narrow" w:hAnsi="Arial Narrow" w:cs="Arial Narrow"/>
-                <w:sz w:val="24"/>
-                <w:szCs w:val="24"/>
-              </w:rPr>
-            </w:pPr>
-            <w:r>
-              <w:rPr>
-                <w:rFonts w:ascii="Arial Narrow" w:eastAsia="Arial Narrow" w:hAnsi="Arial Narrow" w:cs="Arial Narrow"/>
-                <w:sz w:val="24"/>
-                <w:szCs w:val="24"/>
-              </w:rPr>
-              <w:t>karyouben@alum.us.es</w:t>
             </w:r>
           </w:p>
         </w:tc>
@@ -1282,7 +865,7 @@
             <w:szCs w:val="24"/>
             <w:u w:val="single"/>
           </w:rPr>
-          <w:t>https://github.com/karyouben/Acme-SF-D03</w:t>
+          <w:t>https://github.com/karyouben/Acme-SF-D04</w:t>
         </w:r>
       </w:hyperlink>
     </w:p>
@@ -2107,6 +1690,14 @@
                 <w:szCs w:val="24"/>
               </w:rPr>
             </w:pPr>
+            <w:r>
+              <w:rPr>
+                <w:rFonts w:ascii="Arial Narrow" w:eastAsia="Arial Narrow" w:hAnsi="Arial Narrow" w:cs="Arial Narrow"/>
+                <w:sz w:val="24"/>
+                <w:szCs w:val="24"/>
+              </w:rPr>
+              <w:t>25/4/2024</w:t>
+            </w:r>
           </w:p>
         </w:tc>
         <w:tc>
@@ -2121,6 +1712,14 @@
                 <w:szCs w:val="24"/>
               </w:rPr>
             </w:pPr>
+            <w:r>
+              <w:rPr>
+                <w:rFonts w:ascii="Arial Narrow" w:eastAsia="Arial Narrow" w:hAnsi="Arial Narrow" w:cs="Arial Narrow"/>
+                <w:sz w:val="24"/>
+                <w:szCs w:val="24"/>
+              </w:rPr>
+              <w:t>v2r0</w:t>
+            </w:r>
           </w:p>
         </w:tc>
         <w:tc>
@@ -2135,6 +1734,14 @@
                 <w:szCs w:val="24"/>
               </w:rPr>
             </w:pPr>
+            <w:r>
+              <w:rPr>
+                <w:rFonts w:ascii="Arial Narrow" w:eastAsia="Arial Narrow" w:hAnsi="Arial Narrow" w:cs="Arial Narrow"/>
+                <w:sz w:val="24"/>
+                <w:szCs w:val="24"/>
+              </w:rPr>
+              <w:t>Añadido análisis con los cambios de código que afectaban al D03, con respecto a la primera puesta en producción y los errores observados</w:t>
+            </w:r>
           </w:p>
         </w:tc>
       </w:tr>
@@ -2402,27 +2009,31 @@
       <w:pPr>
         <w:rPr>
           <w:rFonts w:asciiTheme="majorHAnsi" w:hAnsiTheme="majorHAnsi" w:cstheme="majorHAnsi"/>
-        </w:rPr>
-      </w:pPr>
-    </w:p>
-    <w:p>
-      <w:pPr>
-        <w:rPr>
-          <w:rFonts w:asciiTheme="majorHAnsi" w:hAnsiTheme="majorHAnsi" w:cstheme="majorHAnsi"/>
-        </w:rPr>
-      </w:pPr>
-    </w:p>
-    <w:p>
-      <w:pPr>
-        <w:rPr>
-          <w:rFonts w:asciiTheme="majorHAnsi" w:hAnsiTheme="majorHAnsi" w:cstheme="majorHAnsi"/>
-        </w:rPr>
-      </w:pPr>
-    </w:p>
-    <w:p>
-      <w:pPr>
-        <w:rPr>
-          <w:rFonts w:asciiTheme="majorHAnsi" w:hAnsiTheme="majorHAnsi" w:cstheme="majorHAnsi"/>
+          <w:lang w:val="en-US"/>
+        </w:rPr>
+      </w:pPr>
+    </w:p>
+    <w:p>
+      <w:pPr>
+        <w:rPr>
+          <w:rFonts w:asciiTheme="majorHAnsi" w:hAnsiTheme="majorHAnsi" w:cstheme="majorHAnsi"/>
+          <w:lang w:val="en-US"/>
+        </w:rPr>
+      </w:pPr>
+    </w:p>
+    <w:p>
+      <w:pPr>
+        <w:rPr>
+          <w:rFonts w:asciiTheme="majorHAnsi" w:hAnsiTheme="majorHAnsi" w:cstheme="majorHAnsi"/>
+          <w:lang w:val="en-US"/>
+        </w:rPr>
+      </w:pPr>
+    </w:p>
+    <w:p>
+      <w:pPr>
+        <w:rPr>
+          <w:rFonts w:asciiTheme="majorHAnsi" w:hAnsiTheme="majorHAnsi" w:cstheme="majorHAnsi"/>
+          <w:lang w:val="en-US"/>
         </w:rPr>
       </w:pPr>
     </w:p>
@@ -2438,7 +2049,6 @@
           <w:b/>
           <w:bCs/>
         </w:rPr>
-        <w:lastRenderedPageBreak/>
         <w:t>Análisis</w:t>
       </w:r>
       <w:r>
@@ -2582,31 +2192,7 @@
         <w:rPr>
           <w:rFonts w:asciiTheme="majorHAnsi" w:hAnsiTheme="majorHAnsi" w:cstheme="majorHAnsi"/>
         </w:rPr>
-        <w:t xml:space="preserve">Aquí se </w:t>
-      </w:r>
-      <w:r>
-        <w:rPr>
-          <w:rFonts w:asciiTheme="majorHAnsi" w:hAnsiTheme="majorHAnsi" w:cstheme="majorHAnsi"/>
-        </w:rPr>
-        <w:t>están</w:t>
-      </w:r>
-      <w:r>
-        <w:rPr>
-          <w:rFonts w:asciiTheme="majorHAnsi" w:hAnsiTheme="majorHAnsi" w:cstheme="majorHAnsi"/>
-        </w:rPr>
-        <w:t xml:space="preserve"> </w:t>
-      </w:r>
-      <w:r>
-        <w:rPr>
-          <w:rFonts w:asciiTheme="majorHAnsi" w:hAnsiTheme="majorHAnsi" w:cstheme="majorHAnsi"/>
-        </w:rPr>
-        <w:t>teniendo</w:t>
-      </w:r>
-      <w:r>
-        <w:rPr>
-          <w:rFonts w:asciiTheme="majorHAnsi" w:hAnsiTheme="majorHAnsi" w:cstheme="majorHAnsi"/>
-        </w:rPr>
-        <w:t xml:space="preserve"> en cuenta varias restricciones que, aunque </w:t>
+        <w:t xml:space="preserve">Aquí se están teniendo en cuenta varias restricciones que, aunque </w:t>
       </w:r>
       <w:r>
         <w:rPr>
@@ -2885,6 +2471,7 @@
         <w:contextualSpacing/>
         <w:rPr>
           <w:rFonts w:asciiTheme="majorHAnsi" w:hAnsiTheme="majorHAnsi" w:cstheme="majorHAnsi"/>
+          <w:lang w:val="en-US"/>
         </w:rPr>
       </w:pPr>
     </w:p>
@@ -2894,6 +2481,7 @@
         <w:contextualSpacing/>
         <w:rPr>
           <w:rFonts w:asciiTheme="majorHAnsi" w:hAnsiTheme="majorHAnsi" w:cstheme="majorHAnsi"/>
+          <w:lang w:val="en-US"/>
         </w:rPr>
       </w:pPr>
     </w:p>
@@ -2925,14 +2513,12 @@
         </w:rPr>
         <w:t xml:space="preserve"> log si el contrario ya </w:t>
       </w:r>
-      <w:proofErr w:type="spellStart"/>
-      <w:r>
-        <w:rPr>
-          <w:rFonts w:asciiTheme="majorHAnsi" w:hAnsiTheme="majorHAnsi" w:cstheme="majorHAnsi"/>
-        </w:rPr>
-        <w:t>esta</w:t>
-      </w:r>
-      <w:proofErr w:type="spellEnd"/>
+      <w:r>
+        <w:rPr>
+          <w:rFonts w:asciiTheme="majorHAnsi" w:hAnsiTheme="majorHAnsi" w:cstheme="majorHAnsi"/>
+        </w:rPr>
+        <w:t>está</w:t>
+      </w:r>
       <w:r>
         <w:rPr>
           <w:rFonts w:asciiTheme="majorHAnsi" w:hAnsiTheme="majorHAnsi" w:cstheme="majorHAnsi"/>
@@ -3265,6 +2851,300 @@
     </w:p>
     <w:p>
       <w:pPr>
+        <w:rPr>
+          <w:b/>
+          <w:sz w:val="48"/>
+          <w:szCs w:val="48"/>
+          <w:lang w:val="es-ES"/>
+        </w:rPr>
+      </w:pPr>
+      <w:r>
+        <w:rPr>
+          <w:b/>
+          <w:sz w:val="48"/>
+          <w:szCs w:val="48"/>
+          <w:lang w:val="es-ES"/>
+        </w:rPr>
+        <w:drawing>
+          <wp:inline distT="0" distB="0" distL="0" distR="0" wp14:anchorId="5ABABE3A" wp14:editId="00AC1499">
+            <wp:extent cx="4178515" cy="4686541"/>
+            <wp:effectExtent l="0" t="0" r="0" b="0"/>
+            <wp:docPr id="2043356829" name="Imagen 1" descr="Interfaz de usuario gráfica, Texto, Tabla&#10;&#10;Descripción generada automáticamente con confianza media"/>
+            <wp:cNvGraphicFramePr>
+              <a:graphicFrameLocks xmlns:a="http://schemas.openxmlformats.org/drawingml/2006/main" noChangeAspect="1"/>
+            </wp:cNvGraphicFramePr>
+            <a:graphic xmlns:a="http://schemas.openxmlformats.org/drawingml/2006/main">
+              <a:graphicData uri="http://schemas.openxmlformats.org/drawingml/2006/picture">
+                <pic:pic xmlns:pic="http://schemas.openxmlformats.org/drawingml/2006/picture">
+                  <pic:nvPicPr>
+                    <pic:cNvPr id="2043356829" name="Imagen 1" descr="Interfaz de usuario gráfica, Texto, Tabla&#10;&#10;Descripción generada automáticamente con confianza media"/>
+                    <pic:cNvPicPr/>
+                  </pic:nvPicPr>
+                  <pic:blipFill>
+                    <a:blip r:embed="rId10"/>
+                    <a:stretch>
+                      <a:fillRect/>
+                    </a:stretch>
+                  </pic:blipFill>
+                  <pic:spPr>
+                    <a:xfrm>
+                      <a:off x="0" y="0"/>
+                      <a:ext cx="4178515" cy="4686541"/>
+                    </a:xfrm>
+                    <a:prstGeom prst="rect">
+                      <a:avLst/>
+                    </a:prstGeom>
+                  </pic:spPr>
+                </pic:pic>
+              </a:graphicData>
+            </a:graphic>
+          </wp:inline>
+        </w:drawing>
+      </w:r>
+    </w:p>
+    <w:p>
+      <w:pPr>
+        <w:rPr>
+          <w:rFonts w:asciiTheme="majorHAnsi" w:hAnsiTheme="majorHAnsi" w:cstheme="majorHAnsi"/>
+          <w:bCs/>
+          <w:lang w:val="es-ES"/>
+        </w:rPr>
+      </w:pPr>
+      <w:r>
+        <w:rPr>
+          <w:rFonts w:asciiTheme="majorHAnsi" w:hAnsiTheme="majorHAnsi" w:cstheme="majorHAnsi"/>
+          <w:bCs/>
+          <w:lang w:val="es-ES"/>
+        </w:rPr>
+        <w:t xml:space="preserve">Con respecto al análisis de estos errores, en primer lugar, se comprueba que efectivamente haya al menos un </w:t>
+      </w:r>
+      <w:proofErr w:type="spellStart"/>
+      <w:r>
+        <w:rPr>
+          <w:rFonts w:asciiTheme="majorHAnsi" w:hAnsiTheme="majorHAnsi" w:cstheme="majorHAnsi"/>
+          <w:bCs/>
+          <w:lang w:val="es-ES"/>
+        </w:rPr>
+        <w:t>progress</w:t>
+      </w:r>
+      <w:proofErr w:type="spellEnd"/>
+      <w:r>
+        <w:rPr>
+          <w:rFonts w:asciiTheme="majorHAnsi" w:hAnsiTheme="majorHAnsi" w:cstheme="majorHAnsi"/>
+          <w:bCs/>
+          <w:lang w:val="es-ES"/>
+        </w:rPr>
+        <w:t xml:space="preserve"> log creado para un contrato, en los contratos que se creen a partir de ahora. Si bien esto no era un fallo como tal el cliente ha dejado claro que sería una mejora importante añadirlo.</w:t>
+      </w:r>
+    </w:p>
+    <w:p>
+      <w:pPr>
+        <w:rPr>
+          <w:rFonts w:asciiTheme="majorHAnsi" w:hAnsiTheme="majorHAnsi" w:cstheme="majorHAnsi"/>
+          <w:bCs/>
+          <w:lang w:val="es-ES"/>
+        </w:rPr>
+      </w:pPr>
+    </w:p>
+    <w:p>
+      <w:pPr>
+        <w:rPr>
+          <w:rFonts w:asciiTheme="majorHAnsi" w:hAnsiTheme="majorHAnsi" w:cstheme="majorHAnsi"/>
+          <w:bCs/>
+          <w:lang w:val="es-ES"/>
+        </w:rPr>
+      </w:pPr>
+      <w:r>
+        <w:rPr>
+          <w:rFonts w:asciiTheme="majorHAnsi" w:hAnsiTheme="majorHAnsi" w:cstheme="majorHAnsi"/>
+          <w:bCs/>
+          <w:lang w:val="es-ES"/>
+        </w:rPr>
+        <w:lastRenderedPageBreak/>
+        <w:t xml:space="preserve">Se ha validado por otro lado que tanto a la hora de publicar como de crear </w:t>
+      </w:r>
+      <w:proofErr w:type="spellStart"/>
+      <w:r>
+        <w:rPr>
+          <w:rFonts w:asciiTheme="majorHAnsi" w:hAnsiTheme="majorHAnsi" w:cstheme="majorHAnsi"/>
+          <w:bCs/>
+          <w:lang w:val="es-ES"/>
+        </w:rPr>
+        <w:t>progress</w:t>
+      </w:r>
+      <w:proofErr w:type="spellEnd"/>
+      <w:r>
+        <w:rPr>
+          <w:rFonts w:asciiTheme="majorHAnsi" w:hAnsiTheme="majorHAnsi" w:cstheme="majorHAnsi"/>
+          <w:bCs/>
+          <w:lang w:val="es-ES"/>
+        </w:rPr>
+        <w:t xml:space="preserve"> log, se añade la comprobación de que el cliente que este intentando crear un </w:t>
+      </w:r>
+      <w:proofErr w:type="spellStart"/>
+      <w:r>
+        <w:rPr>
+          <w:rFonts w:asciiTheme="majorHAnsi" w:hAnsiTheme="majorHAnsi" w:cstheme="majorHAnsi"/>
+          <w:bCs/>
+          <w:lang w:val="es-ES"/>
+        </w:rPr>
+        <w:t>progress</w:t>
+      </w:r>
+      <w:proofErr w:type="spellEnd"/>
+      <w:r>
+        <w:rPr>
+          <w:rFonts w:asciiTheme="majorHAnsi" w:hAnsiTheme="majorHAnsi" w:cstheme="majorHAnsi"/>
+          <w:bCs/>
+          <w:lang w:val="es-ES"/>
+        </w:rPr>
+        <w:t xml:space="preserve"> log sobre un contrato, ese contrato pertenezca al cliente en cuestión</w:t>
+      </w:r>
+    </w:p>
+    <w:p>
+      <w:pPr>
+        <w:rPr>
+          <w:b/>
+          <w:sz w:val="48"/>
+          <w:szCs w:val="48"/>
+          <w:lang w:val="es-ES"/>
+        </w:rPr>
+      </w:pPr>
+    </w:p>
+    <w:p>
+      <w:pPr>
+        <w:rPr>
+          <w:b/>
+          <w:sz w:val="48"/>
+          <w:szCs w:val="48"/>
+          <w:lang w:val="es-ES"/>
+        </w:rPr>
+      </w:pPr>
+      <w:r>
+        <w:rPr>
+          <w:b/>
+          <w:sz w:val="48"/>
+          <w:szCs w:val="48"/>
+          <w:lang w:val="es-ES"/>
+        </w:rPr>
+        <w:drawing>
+          <wp:inline distT="0" distB="0" distL="0" distR="0" wp14:anchorId="650D34D1" wp14:editId="250894A0">
+            <wp:extent cx="4235668" cy="4521432"/>
+            <wp:effectExtent l="0" t="0" r="0" b="0"/>
+            <wp:docPr id="639782068" name="Imagen 1" descr="Interfaz de usuario gráfica, Texto, Aplicación&#10;&#10;Descripción generada automáticamente"/>
+            <wp:cNvGraphicFramePr>
+              <a:graphicFrameLocks xmlns:a="http://schemas.openxmlformats.org/drawingml/2006/main" noChangeAspect="1"/>
+            </wp:cNvGraphicFramePr>
+            <a:graphic xmlns:a="http://schemas.openxmlformats.org/drawingml/2006/main">
+              <a:graphicData uri="http://schemas.openxmlformats.org/drawingml/2006/picture">
+                <pic:pic xmlns:pic="http://schemas.openxmlformats.org/drawingml/2006/picture">
+                  <pic:nvPicPr>
+                    <pic:cNvPr id="639782068" name="Imagen 1" descr="Interfaz de usuario gráfica, Texto, Aplicación&#10;&#10;Descripción generada automáticamente"/>
+                    <pic:cNvPicPr/>
+                  </pic:nvPicPr>
+                  <pic:blipFill>
+                    <a:blip r:embed="rId11"/>
+                    <a:stretch>
+                      <a:fillRect/>
+                    </a:stretch>
+                  </pic:blipFill>
+                  <pic:spPr>
+                    <a:xfrm>
+                      <a:off x="0" y="0"/>
+                      <a:ext cx="4235668" cy="4521432"/>
+                    </a:xfrm>
+                    <a:prstGeom prst="rect">
+                      <a:avLst/>
+                    </a:prstGeom>
+                  </pic:spPr>
+                </pic:pic>
+              </a:graphicData>
+            </a:graphic>
+          </wp:inline>
+        </w:drawing>
+      </w:r>
+    </w:p>
+    <w:p>
+      <w:pPr>
+        <w:rPr>
+          <w:b/>
+          <w:sz w:val="48"/>
+          <w:szCs w:val="48"/>
+          <w:lang w:val="es-ES"/>
+        </w:rPr>
+      </w:pPr>
+    </w:p>
+    <w:p>
+      <w:pPr>
+        <w:rPr>
+          <w:bCs/>
+          <w:lang w:val="es-ES"/>
+        </w:rPr>
+      </w:pPr>
+      <w:r>
+        <w:rPr>
+          <w:bCs/>
+          <w:lang w:val="es-ES"/>
+        </w:rPr>
+        <w:t xml:space="preserve">Para los suplementarios se ha añadido la mejora de que el tipo de cliente se pueda seleccionar mediante un desplegable, </w:t>
+      </w:r>
+      <w:r>
+        <w:rPr>
+          <w:bCs/>
+          <w:lang w:val="es-ES"/>
+        </w:rPr>
+        <w:t xml:space="preserve">además se corrige cuando el cliente se creaba por primera vez y se dirigía al </w:t>
+      </w:r>
+      <w:proofErr w:type="spellStart"/>
+      <w:r>
+        <w:rPr>
+          <w:bCs/>
+          <w:lang w:val="es-ES"/>
+        </w:rPr>
+        <w:t>dashboard</w:t>
+      </w:r>
+      <w:proofErr w:type="spellEnd"/>
+      <w:r>
+        <w:rPr>
+          <w:bCs/>
+          <w:lang w:val="es-ES"/>
+        </w:rPr>
+        <w:t xml:space="preserve"> salía excepción ya que no tenia datos con los que trabajar, y también intentar crear/actualizar los datos del cliente con una identificación que ya estaba siendo usada por otro cliente, ya que son </w:t>
+      </w:r>
+      <w:proofErr w:type="spellStart"/>
+      <w:r>
+        <w:rPr>
+          <w:bCs/>
+          <w:lang w:val="es-ES"/>
+        </w:rPr>
+        <w:t>unique</w:t>
+      </w:r>
+      <w:proofErr w:type="spellEnd"/>
+      <w:r>
+        <w:rPr>
+          <w:bCs/>
+          <w:lang w:val="es-ES"/>
+        </w:rPr>
+        <w:t>.</w:t>
+      </w:r>
+    </w:p>
+    <w:p>
+      <w:pPr>
+        <w:rPr>
+          <w:bCs/>
+          <w:lang w:val="es-ES"/>
+        </w:rPr>
+      </w:pPr>
+    </w:p>
+    <w:p>
+      <w:pPr>
+        <w:rPr>
+          <w:bCs/>
+          <w:lang w:val="es-ES"/>
+        </w:rPr>
+      </w:pPr>
+    </w:p>
+    <w:p>
+      <w:pPr>
         <w:pStyle w:val="Ttulo1"/>
         <w:spacing w:before="320" w:after="320" w:line="360" w:lineRule="auto"/>
         <w:rPr>
@@ -3276,6 +3156,7 @@
       <w:bookmarkStart w:id="6" w:name="_7188hylxrer9" w:colFirst="0" w:colLast="0"/>
       <w:bookmarkEnd w:id="6"/>
       <w:r>
+        <w:lastRenderedPageBreak/>
         <w:t>5. Conclusiones</w:t>
       </w:r>
     </w:p>
@@ -3440,10 +3321,9 @@
     </w:p>
     <w:p>
       <w:r>
-        <w:t>Intencionalmente en blanco.</w:t>
-      </w:r>
-    </w:p>
-    <w:p/>
+        <w:t>ev.us.es</w:t>
+      </w:r>
+    </w:p>
     <w:sectPr>
       <w:type w:val="continuous"/>
       <w:pgSz w:w="11909" w:h="16834"/>
